--- a/Templates/TabletTemplate-4.docx
+++ b/Templates/TabletTemplate-4.docx
@@ -1,6 +1,6 @@
 
 <file path=word/document.xml><?xml version="1.0" encoding="utf-8"?>
-<w:document xmlns:wpc="http://schemas.microsoft.com/office/word/2010/wordprocessingCanvas" xmlns:cx="http://schemas.microsoft.com/office/drawing/2014/chartex" xmlns:cx1="http://schemas.microsoft.com/office/drawing/2015/9/8/chartex" xmlns:cx2="http://schemas.microsoft.com/office/drawing/2015/10/21/chartex" xmlns:cx3="http://schemas.microsoft.com/office/drawing/2016/5/9/chartex" xmlns:cx4="http://schemas.microsoft.com/office/drawing/2016/5/10/chartex" xmlns:cx5="http://schemas.microsoft.com/office/drawing/2016/5/11/chartex" xmlns:cx6="http://schemas.microsoft.com/office/drawing/2016/5/12/chartex" xmlns:cx7="http://schemas.microsoft.com/office/drawing/2016/5/13/chartex" xmlns:cx8="http://schemas.microsoft.com/office/drawing/2016/5/14/chartex" xmlns:mc="http://schemas.openxmlformats.org/markup-compatibility/2006" xmlns:aink="http://schemas.microsoft.com/office/drawing/2016/ink" xmlns:am3d="http://schemas.microsoft.com/office/drawing/2017/model3d" xmlns:o="urn:schemas-microsoft-com:office:office" xmlns:oel="http://schemas.microsoft.com/office/2019/extlst" xmlns:r="http://schemas.openxmlformats.org/officeDocument/2006/relationships" xmlns:m="http://schemas.openxmlformats.org/officeDocument/2006/math" xmlns:v="urn:schemas-microsoft-com:vml" xmlns:wp14="http://schemas.microsoft.com/office/word/2010/wordprocessingDrawing" xmlns:wp="http://schemas.openxmlformats.org/drawingml/2006/wordprocessingDrawing" xmlns:w10="urn:schemas-microsoft-com:office:word" xmlns:w="http://schemas.openxmlformats.org/wordprocessingml/2006/main" xmlns:w14="http://schemas.microsoft.com/office/word/2010/wordml" xmlns:w15="http://schemas.microsoft.com/office/word/2012/wordml" xmlns:w16cex="http://schemas.microsoft.com/office/word/2018/wordml/cex" xmlns:w16cid="http://schemas.microsoft.com/office/word/2016/wordml/cid" xmlns:w16="http://schemas.microsoft.com/office/word/2018/wordml" xmlns:w16du="http://schemas.microsoft.com/office/word/2023/wordml/word16du" xmlns:w16sdtdh="http://schemas.microsoft.com/office/word/2020/wordml/sdtdatahash" xmlns:w16sdtfl="http://schemas.microsoft.com/office/word/2024/wordml/sdtformatlock" xmlns:w16se="http://schemas.microsoft.com/office/word/2015/wordml/symex" xmlns:wpg="http://schemas.microsoft.com/office/word/2010/wordprocessingGroup" xmlns:wpi="http://schemas.microsoft.com/office/word/2010/wordprocessingInk" xmlns:wne="http://schemas.microsoft.com/office/word/2006/wordml" xmlns:wps="http://schemas.microsoft.com/office/word/2010/wordprocessingShape" mc:Ignorable="w14 w15 w16se w16cid w16 w16cex w16sdtdh w16sdtfl w16du wp14">
+<w:document xmlns:wpc="http://schemas.microsoft.com/office/word/2010/wordprocessingCanvas" xmlns:cx="http://schemas.microsoft.com/office/drawing/2014/chartex" xmlns:cx1="http://schemas.microsoft.com/office/drawing/2015/9/8/chartex" xmlns:cx2="http://schemas.microsoft.com/office/drawing/2015/10/21/chartex" xmlns:cx3="http://schemas.microsoft.com/office/drawing/2016/5/9/chartex" xmlns:cx4="http://schemas.microsoft.com/office/drawing/2016/5/10/chartex" xmlns:cx5="http://schemas.microsoft.com/office/drawing/2016/5/11/chartex" xmlns:cx6="http://schemas.microsoft.com/office/drawing/2016/5/12/chartex" xmlns:cx7="http://schemas.microsoft.com/office/drawing/2016/5/13/chartex" xmlns:cx8="http://schemas.microsoft.com/office/drawing/2016/5/14/chartex" xmlns:mc="http://schemas.openxmlformats.org/markup-compatibility/2006" xmlns:aink="http://schemas.microsoft.com/office/drawing/2016/ink" xmlns:am3d="http://schemas.microsoft.com/office/drawing/2017/model3d" xmlns:o="urn:schemas-microsoft-com:office:office" xmlns:oel="http://schemas.microsoft.com/office/2019/extlst" xmlns:r="http://schemas.openxmlformats.org/officeDocument/2006/relationships" xmlns:m="http://schemas.openxmlformats.org/officeDocument/2006/math" xmlns:v="urn:schemas-microsoft-com:vml" xmlns:wp14="http://schemas.microsoft.com/office/word/2010/wordprocessingDrawing" xmlns:wp="http://schemas.openxmlformats.org/drawingml/2006/wordprocessingDrawing" xmlns:w10="urn:schemas-microsoft-com:office:word" xmlns:w="http://schemas.openxmlformats.org/wordprocessingml/2006/main" xmlns:w14="http://schemas.microsoft.com/office/word/2010/wordml" xmlns:w15="http://schemas.microsoft.com/office/word/2012/wordml" xmlns:w16cei="http://schemas.microsoft.com/office/word/2026/wordml/cei" xmlns:w16cex="http://schemas.microsoft.com/office/word/2018/wordml/cex" xmlns:w16cid="http://schemas.microsoft.com/office/word/2016/wordml/cid" xmlns:w16="http://schemas.microsoft.com/office/word/2018/wordml" xmlns:w16du="http://schemas.microsoft.com/office/word/2023/wordml/word16du" xmlns:w16sdtdh="http://schemas.microsoft.com/office/word/2020/wordml/sdtdatahash" xmlns:w16sdtfl="http://schemas.microsoft.com/office/word/2024/wordml/sdtformatlock" xmlns:w16se="http://schemas.microsoft.com/office/word/2015/wordml/symex" xmlns:wpg="http://schemas.microsoft.com/office/word/2010/wordprocessingGroup" xmlns:wpi="http://schemas.microsoft.com/office/word/2010/wordprocessingInk" xmlns:wne="http://schemas.microsoft.com/office/word/2006/wordml" xmlns:wps="http://schemas.microsoft.com/office/word/2010/wordprocessingShape" mc:Ignorable="w14 w15 w16se w16cid w16 w16cex w16sdtdh w16sdtfl w16du wp14">
   <w:body>
     <w:tbl>
       <w:tblPr>
@@ -244,21 +244,7 @@
               <w:rPr>
                 <w:sz w:val="22"/>
               </w:rPr>
-              <w:t xml:space="preserve">ZAP/R </w:t>
-            </w:r>
-            <w:proofErr w:type="spellStart"/>
-            <w:r>
-              <w:rPr>
-                <w:sz w:val="22"/>
-              </w:rPr>
-              <w:t>i</w:t>
-            </w:r>
-            <w:proofErr w:type="spellEnd"/>
-            <w:r>
-              <w:rPr>
-                <w:sz w:val="22"/>
-              </w:rPr>
-              <w:t xml:space="preserve"> S</w:t>
+              <w:t>ZAP/R i S</w:t>
             </w:r>
           </w:p>
         </w:tc>
@@ -347,285 +333,11 @@
           <w:sz w:val="22"/>
         </w:rPr>
       </w:pPr>
-      <w:proofErr w:type="spellStart"/>
       <w:r>
         <w:rPr>
           <w:sz w:val="22"/>
         </w:rPr>
-        <w:t>Zapisnik</w:t>
-      </w:r>
-      <w:proofErr w:type="spellEnd"/>
-      <w:r>
-        <w:rPr>
-          <w:sz w:val="22"/>
-        </w:rPr>
-        <w:t xml:space="preserve"> o </w:t>
-      </w:r>
-      <w:proofErr w:type="spellStart"/>
-      <w:r>
-        <w:rPr>
-          <w:sz w:val="22"/>
-        </w:rPr>
-        <w:t>primopredaji</w:t>
-      </w:r>
-      <w:proofErr w:type="spellEnd"/>
-      <w:r>
-        <w:rPr>
-          <w:sz w:val="22"/>
-        </w:rPr>
-        <w:t xml:space="preserve"> </w:t>
-      </w:r>
-      <w:proofErr w:type="spellStart"/>
-      <w:r>
-        <w:rPr>
-          <w:sz w:val="22"/>
-        </w:rPr>
-        <w:t>tableta</w:t>
-      </w:r>
-      <w:proofErr w:type="spellEnd"/>
-      <w:r>
-        <w:rPr>
-          <w:sz w:val="22"/>
-        </w:rPr>
-        <w:t xml:space="preserve"> </w:t>
-      </w:r>
-      <w:proofErr w:type="spellStart"/>
-      <w:r>
-        <w:rPr>
-          <w:sz w:val="22"/>
-        </w:rPr>
-        <w:t>sastavljen</w:t>
-      </w:r>
-      <w:proofErr w:type="spellEnd"/>
-      <w:r>
-        <w:rPr>
-          <w:sz w:val="22"/>
-        </w:rPr>
-        <w:t xml:space="preserve"> je </w:t>
-      </w:r>
-      <w:proofErr w:type="spellStart"/>
-      <w:r>
-        <w:rPr>
-          <w:sz w:val="22"/>
-        </w:rPr>
-        <w:t>navedenog</w:t>
-      </w:r>
-      <w:proofErr w:type="spellEnd"/>
-      <w:r>
-        <w:rPr>
-          <w:sz w:val="22"/>
-        </w:rPr>
-        <w:t xml:space="preserve"> </w:t>
-      </w:r>
-      <w:proofErr w:type="spellStart"/>
-      <w:r>
-        <w:rPr>
-          <w:sz w:val="22"/>
-        </w:rPr>
-        <w:t>datuma</w:t>
-      </w:r>
-      <w:proofErr w:type="spellEnd"/>
-      <w:r>
-        <w:rPr>
-          <w:sz w:val="22"/>
-        </w:rPr>
-        <w:t xml:space="preserve"> </w:t>
-      </w:r>
-      <w:proofErr w:type="spellStart"/>
-      <w:r>
-        <w:rPr>
-          <w:sz w:val="22"/>
-        </w:rPr>
-        <w:t>između</w:t>
-      </w:r>
-      <w:proofErr w:type="spellEnd"/>
-      <w:r>
-        <w:rPr>
-          <w:sz w:val="22"/>
-        </w:rPr>
-        <w:t xml:space="preserve"> </w:t>
-      </w:r>
-      <w:proofErr w:type="spellStart"/>
-      <w:r>
-        <w:rPr>
-          <w:sz w:val="22"/>
-        </w:rPr>
-        <w:t>predstavnika</w:t>
-      </w:r>
-      <w:proofErr w:type="spellEnd"/>
-      <w:r>
-        <w:rPr>
-          <w:sz w:val="22"/>
-        </w:rPr>
-        <w:t xml:space="preserve"> </w:t>
-      </w:r>
-      <w:proofErr w:type="spellStart"/>
-      <w:r>
-        <w:rPr>
-          <w:sz w:val="22"/>
-        </w:rPr>
-        <w:t>Informatičkog</w:t>
-      </w:r>
-      <w:proofErr w:type="spellEnd"/>
-      <w:r>
-        <w:rPr>
-          <w:sz w:val="22"/>
-        </w:rPr>
-        <w:t xml:space="preserve"> </w:t>
-      </w:r>
-      <w:proofErr w:type="spellStart"/>
-      <w:r>
-        <w:rPr>
-          <w:sz w:val="22"/>
-        </w:rPr>
-        <w:t>odjela</w:t>
-      </w:r>
-      <w:proofErr w:type="spellEnd"/>
-      <w:r>
-        <w:rPr>
-          <w:sz w:val="22"/>
-        </w:rPr>
-        <w:t xml:space="preserve"> - </w:t>
-      </w:r>
-      <w:proofErr w:type="spellStart"/>
-      <w:r>
-        <w:rPr>
-          <w:sz w:val="22"/>
-        </w:rPr>
-        <w:t>informatičara</w:t>
-      </w:r>
-      <w:proofErr w:type="spellEnd"/>
-      <w:r>
-        <w:rPr>
-          <w:sz w:val="22"/>
-        </w:rPr>
-        <w:t xml:space="preserve"> </w:t>
-      </w:r>
-      <w:proofErr w:type="spellStart"/>
-      <w:r>
-        <w:rPr>
-          <w:sz w:val="22"/>
-        </w:rPr>
-        <w:t>i</w:t>
-      </w:r>
-      <w:proofErr w:type="spellEnd"/>
-      <w:r>
-        <w:rPr>
-          <w:sz w:val="22"/>
-        </w:rPr>
-        <w:t xml:space="preserve"> </w:t>
-      </w:r>
-      <w:proofErr w:type="spellStart"/>
-      <w:r>
-        <w:rPr>
-          <w:sz w:val="22"/>
-        </w:rPr>
-        <w:t>primatelja</w:t>
-      </w:r>
-      <w:proofErr w:type="spellEnd"/>
-      <w:r>
-        <w:rPr>
-          <w:sz w:val="22"/>
-        </w:rPr>
-        <w:t xml:space="preserve"> - </w:t>
-      </w:r>
-      <w:proofErr w:type="spellStart"/>
-      <w:r>
-        <w:rPr>
-          <w:sz w:val="22"/>
-        </w:rPr>
-        <w:t>korisnika</w:t>
-      </w:r>
-      <w:proofErr w:type="spellEnd"/>
-      <w:r>
-        <w:rPr>
-          <w:sz w:val="22"/>
-        </w:rPr>
-        <w:t xml:space="preserve"> </w:t>
-      </w:r>
-      <w:proofErr w:type="spellStart"/>
-      <w:r>
-        <w:rPr>
-          <w:sz w:val="22"/>
-        </w:rPr>
-        <w:t>tableta</w:t>
-      </w:r>
-      <w:proofErr w:type="spellEnd"/>
-      <w:r>
-        <w:rPr>
-          <w:sz w:val="22"/>
-        </w:rPr>
-        <w:t xml:space="preserve">, a </w:t>
-      </w:r>
-      <w:proofErr w:type="spellStart"/>
-      <w:r>
-        <w:rPr>
-          <w:sz w:val="22"/>
-        </w:rPr>
-        <w:t>na</w:t>
-      </w:r>
-      <w:proofErr w:type="spellEnd"/>
-      <w:r>
-        <w:rPr>
-          <w:sz w:val="22"/>
-        </w:rPr>
-        <w:t xml:space="preserve"> </w:t>
-      </w:r>
-      <w:proofErr w:type="spellStart"/>
-      <w:r>
-        <w:rPr>
-          <w:sz w:val="22"/>
-        </w:rPr>
-        <w:t>temelju</w:t>
-      </w:r>
-      <w:proofErr w:type="spellEnd"/>
-      <w:r>
-        <w:rPr>
-          <w:sz w:val="22"/>
-        </w:rPr>
-        <w:t xml:space="preserve"> </w:t>
-      </w:r>
-      <w:proofErr w:type="spellStart"/>
-      <w:r>
-        <w:rPr>
-          <w:sz w:val="22"/>
-        </w:rPr>
-        <w:t>odobrenja</w:t>
-      </w:r>
-      <w:proofErr w:type="spellEnd"/>
-      <w:r>
-        <w:rPr>
-          <w:sz w:val="22"/>
-        </w:rPr>
-        <w:t xml:space="preserve"> </w:t>
-      </w:r>
-      <w:proofErr w:type="spellStart"/>
-      <w:r>
-        <w:rPr>
-          <w:sz w:val="22"/>
-        </w:rPr>
-        <w:t>predstavnika</w:t>
-      </w:r>
-      <w:proofErr w:type="spellEnd"/>
-      <w:r>
-        <w:rPr>
-          <w:sz w:val="22"/>
-        </w:rPr>
-        <w:t xml:space="preserve"> </w:t>
-      </w:r>
-      <w:proofErr w:type="spellStart"/>
-      <w:r>
-        <w:rPr>
-          <w:sz w:val="22"/>
-        </w:rPr>
-        <w:t>Uprave</w:t>
-      </w:r>
-      <w:proofErr w:type="spellEnd"/>
-      <w:r>
-        <w:rPr>
-          <w:sz w:val="22"/>
-        </w:rPr>
-        <w:t>.</w:t>
+        <w:t>Zapisnik o primopredaji tableta sastavljen je navedenog datuma između predstavnika Informatičkog odjela - informatičara i primatelja - korisnika tableta, a na temelju odobrenja predstavnika Uprave.</w:t>
       </w:r>
     </w:p>
     <w:tbl>
@@ -1641,187 +1353,11 @@
                 <w:sz w:val="22"/>
               </w:rPr>
             </w:pPr>
-            <w:proofErr w:type="spellStart"/>
             <w:r>
               <w:rPr>
                 <w:sz w:val="22"/>
               </w:rPr>
-              <w:t>Primatelj</w:t>
-            </w:r>
-            <w:proofErr w:type="spellEnd"/>
-            <w:r>
-              <w:rPr>
-                <w:sz w:val="22"/>
-              </w:rPr>
-              <w:t xml:space="preserve"> - </w:t>
-            </w:r>
-            <w:proofErr w:type="spellStart"/>
-            <w:r>
-              <w:rPr>
-                <w:sz w:val="22"/>
-              </w:rPr>
-              <w:t>korisnik</w:t>
-            </w:r>
-            <w:proofErr w:type="spellEnd"/>
-            <w:r>
-              <w:rPr>
-                <w:sz w:val="22"/>
-              </w:rPr>
-              <w:t xml:space="preserve"> </w:t>
-            </w:r>
-            <w:proofErr w:type="spellStart"/>
-            <w:r>
-              <w:rPr>
-                <w:sz w:val="22"/>
-              </w:rPr>
-              <w:t>tableta</w:t>
-            </w:r>
-            <w:proofErr w:type="spellEnd"/>
-            <w:r>
-              <w:rPr>
-                <w:sz w:val="22"/>
-              </w:rPr>
-              <w:t xml:space="preserve"> </w:t>
-            </w:r>
-            <w:proofErr w:type="spellStart"/>
-            <w:r>
-              <w:rPr>
-                <w:sz w:val="22"/>
-              </w:rPr>
-              <w:t>ovime</w:t>
-            </w:r>
-            <w:proofErr w:type="spellEnd"/>
-            <w:r>
-              <w:rPr>
-                <w:sz w:val="22"/>
-              </w:rPr>
-              <w:t xml:space="preserve"> </w:t>
-            </w:r>
-            <w:proofErr w:type="spellStart"/>
-            <w:r>
-              <w:rPr>
-                <w:sz w:val="22"/>
-              </w:rPr>
-              <w:t>potvrđuje</w:t>
-            </w:r>
-            <w:proofErr w:type="spellEnd"/>
-            <w:r>
-              <w:rPr>
-                <w:sz w:val="22"/>
-              </w:rPr>
-              <w:t xml:space="preserve"> da je </w:t>
-            </w:r>
-            <w:proofErr w:type="spellStart"/>
-            <w:r>
-              <w:rPr>
-                <w:sz w:val="22"/>
-              </w:rPr>
-              <w:t>navedeni</w:t>
-            </w:r>
-            <w:proofErr w:type="spellEnd"/>
-            <w:r>
-              <w:rPr>
-                <w:sz w:val="22"/>
-              </w:rPr>
-              <w:t xml:space="preserve"> tablet </w:t>
-            </w:r>
-            <w:proofErr w:type="spellStart"/>
-            <w:r>
-              <w:rPr>
-                <w:sz w:val="22"/>
-              </w:rPr>
-              <w:t>primio</w:t>
-            </w:r>
-            <w:proofErr w:type="spellEnd"/>
-            <w:r>
-              <w:rPr>
-                <w:sz w:val="22"/>
-              </w:rPr>
-              <w:t xml:space="preserve"> u </w:t>
-            </w:r>
-            <w:proofErr w:type="spellStart"/>
-            <w:r>
-              <w:rPr>
-                <w:sz w:val="22"/>
-              </w:rPr>
-              <w:t>ispravnom</w:t>
-            </w:r>
-            <w:proofErr w:type="spellEnd"/>
-            <w:r>
-              <w:rPr>
-                <w:sz w:val="22"/>
-              </w:rPr>
-              <w:t xml:space="preserve"> </w:t>
-            </w:r>
-            <w:proofErr w:type="spellStart"/>
-            <w:r>
-              <w:rPr>
-                <w:sz w:val="22"/>
-              </w:rPr>
-              <w:t>stanju</w:t>
-            </w:r>
-            <w:proofErr w:type="spellEnd"/>
-            <w:r>
-              <w:rPr>
-                <w:sz w:val="22"/>
-              </w:rPr>
-              <w:t xml:space="preserve"> </w:t>
-            </w:r>
-            <w:proofErr w:type="spellStart"/>
-            <w:r>
-              <w:rPr>
-                <w:sz w:val="22"/>
-              </w:rPr>
-              <w:t>te</w:t>
-            </w:r>
-            <w:proofErr w:type="spellEnd"/>
-            <w:r>
-              <w:rPr>
-                <w:sz w:val="22"/>
-              </w:rPr>
-              <w:t xml:space="preserve"> je </w:t>
-            </w:r>
-            <w:proofErr w:type="spellStart"/>
-            <w:r>
-              <w:rPr>
-                <w:sz w:val="22"/>
-              </w:rPr>
-              <w:t>isti</w:t>
-            </w:r>
-            <w:proofErr w:type="spellEnd"/>
-            <w:r>
-              <w:rPr>
-                <w:sz w:val="22"/>
-              </w:rPr>
-              <w:t xml:space="preserve"> </w:t>
-            </w:r>
-            <w:proofErr w:type="spellStart"/>
-            <w:r>
-              <w:rPr>
-                <w:sz w:val="22"/>
-              </w:rPr>
-              <w:t>spreman</w:t>
-            </w:r>
-            <w:proofErr w:type="spellEnd"/>
-            <w:r>
-              <w:rPr>
-                <w:sz w:val="22"/>
-              </w:rPr>
-              <w:t xml:space="preserve"> za </w:t>
-            </w:r>
-            <w:proofErr w:type="spellStart"/>
-            <w:r>
-              <w:rPr>
-                <w:sz w:val="22"/>
-              </w:rPr>
-              <w:t>upotrebu</w:t>
-            </w:r>
-            <w:proofErr w:type="spellEnd"/>
-            <w:r>
-              <w:rPr>
-                <w:sz w:val="22"/>
-              </w:rPr>
-              <w:t>.</w:t>
+              <w:t>Primatelj - korisnik tableta ovime potvrđuje da je navedeni tablet primio u ispravnom stanju te je isti spreman za upotrebu.</w:t>
             </w:r>
           </w:p>
         </w:tc>
@@ -1883,285 +1419,11 @@
                 <w:sz w:val="22"/>
               </w:rPr>
             </w:pPr>
-            <w:proofErr w:type="spellStart"/>
             <w:r>
               <w:rPr>
                 <w:sz w:val="22"/>
               </w:rPr>
-              <w:t>Primatelj</w:t>
-            </w:r>
-            <w:proofErr w:type="spellEnd"/>
-            <w:r>
-              <w:rPr>
-                <w:sz w:val="22"/>
-              </w:rPr>
-              <w:t xml:space="preserve"> </w:t>
-            </w:r>
-            <w:proofErr w:type="spellStart"/>
-            <w:r>
-              <w:rPr>
-                <w:sz w:val="22"/>
-              </w:rPr>
-              <w:t>potvrđuje</w:t>
-            </w:r>
-            <w:proofErr w:type="spellEnd"/>
-            <w:r>
-              <w:rPr>
-                <w:sz w:val="22"/>
-              </w:rPr>
-              <w:t xml:space="preserve"> da </w:t>
-            </w:r>
-            <w:proofErr w:type="spellStart"/>
-            <w:r>
-              <w:rPr>
-                <w:sz w:val="22"/>
-              </w:rPr>
-              <w:t>će</w:t>
-            </w:r>
-            <w:proofErr w:type="spellEnd"/>
-            <w:r>
-              <w:rPr>
-                <w:sz w:val="22"/>
-              </w:rPr>
-              <w:t xml:space="preserve"> </w:t>
-            </w:r>
-            <w:proofErr w:type="spellStart"/>
-            <w:r>
-              <w:rPr>
-                <w:sz w:val="22"/>
-              </w:rPr>
-              <w:t>primljenu</w:t>
-            </w:r>
-            <w:proofErr w:type="spellEnd"/>
-            <w:r>
-              <w:rPr>
-                <w:sz w:val="22"/>
-              </w:rPr>
-              <w:t xml:space="preserve"> </w:t>
-            </w:r>
-            <w:proofErr w:type="spellStart"/>
-            <w:r>
-              <w:rPr>
-                <w:sz w:val="22"/>
-              </w:rPr>
-              <w:t>opremu</w:t>
-            </w:r>
-            <w:proofErr w:type="spellEnd"/>
-            <w:r>
-              <w:rPr>
-                <w:sz w:val="22"/>
-              </w:rPr>
-              <w:t xml:space="preserve"> </w:t>
-            </w:r>
-            <w:proofErr w:type="spellStart"/>
-            <w:r>
-              <w:rPr>
-                <w:sz w:val="22"/>
-              </w:rPr>
-              <w:t>koristiti</w:t>
-            </w:r>
-            <w:proofErr w:type="spellEnd"/>
-            <w:r>
-              <w:rPr>
-                <w:sz w:val="22"/>
-              </w:rPr>
-              <w:t xml:space="preserve"> u </w:t>
-            </w:r>
-            <w:proofErr w:type="spellStart"/>
-            <w:r>
-              <w:rPr>
-                <w:sz w:val="22"/>
-              </w:rPr>
-              <w:t>okviru</w:t>
-            </w:r>
-            <w:proofErr w:type="spellEnd"/>
-            <w:r>
-              <w:rPr>
-                <w:sz w:val="22"/>
-              </w:rPr>
-              <w:t xml:space="preserve"> </w:t>
-            </w:r>
-            <w:proofErr w:type="spellStart"/>
-            <w:r>
-              <w:rPr>
-                <w:sz w:val="22"/>
-              </w:rPr>
-              <w:t>radnog</w:t>
-            </w:r>
-            <w:proofErr w:type="spellEnd"/>
-            <w:r>
-              <w:rPr>
-                <w:sz w:val="22"/>
-              </w:rPr>
-              <w:t xml:space="preserve"> </w:t>
-            </w:r>
-            <w:proofErr w:type="spellStart"/>
-            <w:r>
-              <w:rPr>
-                <w:sz w:val="22"/>
-              </w:rPr>
-              <w:t>mjesta</w:t>
-            </w:r>
-            <w:proofErr w:type="spellEnd"/>
-            <w:r>
-              <w:rPr>
-                <w:sz w:val="22"/>
-              </w:rPr>
-              <w:t xml:space="preserve"> </w:t>
-            </w:r>
-            <w:proofErr w:type="spellStart"/>
-            <w:r>
-              <w:rPr>
-                <w:sz w:val="22"/>
-              </w:rPr>
-              <w:t>samo</w:t>
-            </w:r>
-            <w:proofErr w:type="spellEnd"/>
-            <w:r>
-              <w:rPr>
-                <w:sz w:val="22"/>
-              </w:rPr>
-              <w:t xml:space="preserve"> za </w:t>
-            </w:r>
-            <w:proofErr w:type="spellStart"/>
-            <w:r>
-              <w:rPr>
-                <w:sz w:val="22"/>
-              </w:rPr>
-              <w:t>potrebe</w:t>
-            </w:r>
-            <w:proofErr w:type="spellEnd"/>
-            <w:r>
-              <w:rPr>
-                <w:sz w:val="22"/>
-              </w:rPr>
-              <w:t xml:space="preserve"> </w:t>
-            </w:r>
-            <w:proofErr w:type="spellStart"/>
-            <w:r>
-              <w:rPr>
-                <w:sz w:val="22"/>
-              </w:rPr>
-              <w:t>Tvrtke</w:t>
-            </w:r>
-            <w:proofErr w:type="spellEnd"/>
-            <w:r>
-              <w:rPr>
-                <w:sz w:val="22"/>
-              </w:rPr>
-              <w:t xml:space="preserve"> </w:t>
-            </w:r>
-            <w:proofErr w:type="spellStart"/>
-            <w:r>
-              <w:rPr>
-                <w:sz w:val="22"/>
-              </w:rPr>
-              <w:t>i</w:t>
-            </w:r>
-            <w:proofErr w:type="spellEnd"/>
-            <w:r>
-              <w:rPr>
-                <w:sz w:val="22"/>
-              </w:rPr>
-              <w:t xml:space="preserve"> </w:t>
-            </w:r>
-            <w:proofErr w:type="spellStart"/>
-            <w:r>
-              <w:rPr>
-                <w:sz w:val="22"/>
-              </w:rPr>
-              <w:t>održavati</w:t>
-            </w:r>
-            <w:proofErr w:type="spellEnd"/>
-            <w:r>
-              <w:rPr>
-                <w:sz w:val="22"/>
-              </w:rPr>
-              <w:t xml:space="preserve"> </w:t>
-            </w:r>
-            <w:proofErr w:type="spellStart"/>
-            <w:r>
-              <w:rPr>
-                <w:sz w:val="22"/>
-              </w:rPr>
-              <w:t>na</w:t>
-            </w:r>
-            <w:proofErr w:type="spellEnd"/>
-            <w:r>
-              <w:rPr>
-                <w:sz w:val="22"/>
-              </w:rPr>
-              <w:t xml:space="preserve"> </w:t>
-            </w:r>
-            <w:proofErr w:type="spellStart"/>
-            <w:r>
-              <w:rPr>
-                <w:sz w:val="22"/>
-              </w:rPr>
-              <w:t>način</w:t>
-            </w:r>
-            <w:proofErr w:type="spellEnd"/>
-            <w:r>
-              <w:rPr>
-                <w:sz w:val="22"/>
-              </w:rPr>
-              <w:t xml:space="preserve"> </w:t>
-            </w:r>
-            <w:proofErr w:type="spellStart"/>
-            <w:r>
-              <w:rPr>
-                <w:sz w:val="22"/>
-              </w:rPr>
-              <w:t>kako</w:t>
-            </w:r>
-            <w:proofErr w:type="spellEnd"/>
-            <w:r>
-              <w:rPr>
-                <w:sz w:val="22"/>
-              </w:rPr>
-              <w:t xml:space="preserve"> je to </w:t>
-            </w:r>
-            <w:proofErr w:type="spellStart"/>
-            <w:r>
-              <w:rPr>
-                <w:sz w:val="22"/>
-              </w:rPr>
-              <w:t>propisao</w:t>
-            </w:r>
-            <w:proofErr w:type="spellEnd"/>
-            <w:r>
-              <w:rPr>
-                <w:sz w:val="22"/>
-              </w:rPr>
-              <w:t xml:space="preserve"> </w:t>
-            </w:r>
-            <w:proofErr w:type="spellStart"/>
-            <w:r>
-              <w:rPr>
-                <w:sz w:val="22"/>
-              </w:rPr>
-              <w:t>proizvođač</w:t>
-            </w:r>
-            <w:proofErr w:type="spellEnd"/>
-            <w:r>
-              <w:rPr>
-                <w:sz w:val="22"/>
-              </w:rPr>
-              <w:t xml:space="preserve"> </w:t>
-            </w:r>
-            <w:proofErr w:type="spellStart"/>
-            <w:r>
-              <w:rPr>
-                <w:sz w:val="22"/>
-              </w:rPr>
-              <w:t>opreme</w:t>
-            </w:r>
-            <w:proofErr w:type="spellEnd"/>
-            <w:r>
-              <w:rPr>
-                <w:sz w:val="22"/>
-              </w:rPr>
-              <w:t>.</w:t>
+              <w:t>Primatelj potvrđuje da će primljenu opremu koristiti u okviru radnog mjesta samo za potrebe Tvrtke i održavati na način kako je to propisao proizvođač opreme.</w:t>
             </w:r>
           </w:p>
         </w:tc>
@@ -2223,257 +1485,11 @@
                 <w:sz w:val="22"/>
               </w:rPr>
             </w:pPr>
-            <w:proofErr w:type="spellStart"/>
             <w:r>
               <w:rPr>
                 <w:sz w:val="22"/>
               </w:rPr>
-              <w:t>Primatelj</w:t>
-            </w:r>
-            <w:proofErr w:type="spellEnd"/>
-            <w:r>
-              <w:rPr>
-                <w:sz w:val="22"/>
-              </w:rPr>
-              <w:t xml:space="preserve"> </w:t>
-            </w:r>
-            <w:proofErr w:type="spellStart"/>
-            <w:r>
-              <w:rPr>
-                <w:sz w:val="22"/>
-              </w:rPr>
-              <w:t>potvrđuje</w:t>
-            </w:r>
-            <w:proofErr w:type="spellEnd"/>
-            <w:r>
-              <w:rPr>
-                <w:sz w:val="22"/>
-              </w:rPr>
-              <w:t xml:space="preserve"> da </w:t>
-            </w:r>
-            <w:proofErr w:type="spellStart"/>
-            <w:r>
-              <w:rPr>
-                <w:sz w:val="22"/>
-              </w:rPr>
-              <w:t>će</w:t>
-            </w:r>
-            <w:proofErr w:type="spellEnd"/>
-            <w:r>
-              <w:rPr>
-                <w:sz w:val="22"/>
-              </w:rPr>
-              <w:t xml:space="preserve">, u </w:t>
-            </w:r>
-            <w:proofErr w:type="spellStart"/>
-            <w:r>
-              <w:rPr>
-                <w:sz w:val="22"/>
-              </w:rPr>
-              <w:t>slučaju</w:t>
-            </w:r>
-            <w:proofErr w:type="spellEnd"/>
-            <w:r>
-              <w:rPr>
-                <w:sz w:val="22"/>
-              </w:rPr>
-              <w:t xml:space="preserve"> </w:t>
-            </w:r>
-            <w:proofErr w:type="spellStart"/>
-            <w:r>
-              <w:rPr>
-                <w:sz w:val="22"/>
-              </w:rPr>
-              <w:t>kvara</w:t>
-            </w:r>
-            <w:proofErr w:type="spellEnd"/>
-            <w:r>
-              <w:rPr>
-                <w:sz w:val="22"/>
-              </w:rPr>
-              <w:t xml:space="preserve"> </w:t>
-            </w:r>
-            <w:proofErr w:type="spellStart"/>
-            <w:r>
-              <w:rPr>
-                <w:sz w:val="22"/>
-              </w:rPr>
-              <w:t>na</w:t>
-            </w:r>
-            <w:proofErr w:type="spellEnd"/>
-            <w:r>
-              <w:rPr>
-                <w:sz w:val="22"/>
-              </w:rPr>
-              <w:t xml:space="preserve"> </w:t>
-            </w:r>
-            <w:proofErr w:type="spellStart"/>
-            <w:r>
-              <w:rPr>
-                <w:sz w:val="22"/>
-              </w:rPr>
-              <w:t>tabletu</w:t>
-            </w:r>
-            <w:proofErr w:type="spellEnd"/>
-            <w:r>
-              <w:rPr>
-                <w:sz w:val="22"/>
-              </w:rPr>
-              <w:t xml:space="preserve">, </w:t>
-            </w:r>
-            <w:proofErr w:type="spellStart"/>
-            <w:r>
-              <w:rPr>
-                <w:sz w:val="22"/>
-              </w:rPr>
-              <w:t>kontaktirati</w:t>
-            </w:r>
-            <w:proofErr w:type="spellEnd"/>
-            <w:r>
-              <w:rPr>
-                <w:sz w:val="22"/>
-              </w:rPr>
-              <w:t xml:space="preserve"> </w:t>
-            </w:r>
-            <w:proofErr w:type="spellStart"/>
-            <w:r>
-              <w:rPr>
-                <w:sz w:val="22"/>
-              </w:rPr>
-              <w:t>i</w:t>
-            </w:r>
-            <w:proofErr w:type="spellEnd"/>
-            <w:r>
-              <w:rPr>
-                <w:sz w:val="22"/>
-              </w:rPr>
-              <w:t xml:space="preserve"> </w:t>
-            </w:r>
-            <w:proofErr w:type="spellStart"/>
-            <w:r>
-              <w:rPr>
-                <w:sz w:val="22"/>
-              </w:rPr>
-              <w:t>isto</w:t>
-            </w:r>
-            <w:proofErr w:type="spellEnd"/>
-            <w:r>
-              <w:rPr>
-                <w:sz w:val="22"/>
-              </w:rPr>
-              <w:t xml:space="preserve"> </w:t>
-            </w:r>
-            <w:proofErr w:type="spellStart"/>
-            <w:r>
-              <w:rPr>
-                <w:sz w:val="22"/>
-              </w:rPr>
-              <w:t>rješavati</w:t>
-            </w:r>
-            <w:proofErr w:type="spellEnd"/>
-            <w:r>
-              <w:rPr>
-                <w:sz w:val="22"/>
-              </w:rPr>
-              <w:t xml:space="preserve"> s </w:t>
-            </w:r>
-            <w:proofErr w:type="spellStart"/>
-            <w:r>
-              <w:rPr>
-                <w:sz w:val="22"/>
-              </w:rPr>
-              <w:t>informatičarem</w:t>
-            </w:r>
-            <w:proofErr w:type="spellEnd"/>
-            <w:r>
-              <w:rPr>
-                <w:sz w:val="22"/>
-              </w:rPr>
-              <w:t xml:space="preserve">, </w:t>
-            </w:r>
-            <w:proofErr w:type="spellStart"/>
-            <w:r>
-              <w:rPr>
-                <w:sz w:val="22"/>
-              </w:rPr>
-              <w:t>kao</w:t>
-            </w:r>
-            <w:proofErr w:type="spellEnd"/>
-            <w:r>
-              <w:rPr>
-                <w:sz w:val="22"/>
-              </w:rPr>
-              <w:t xml:space="preserve"> </w:t>
-            </w:r>
-            <w:proofErr w:type="spellStart"/>
-            <w:r>
-              <w:rPr>
-                <w:sz w:val="22"/>
-              </w:rPr>
-              <w:t>i</w:t>
-            </w:r>
-            <w:proofErr w:type="spellEnd"/>
-            <w:r>
-              <w:rPr>
-                <w:sz w:val="22"/>
-              </w:rPr>
-              <w:t xml:space="preserve"> </w:t>
-            </w:r>
-            <w:proofErr w:type="spellStart"/>
-            <w:r>
-              <w:rPr>
-                <w:sz w:val="22"/>
-              </w:rPr>
-              <w:t>oko</w:t>
-            </w:r>
-            <w:proofErr w:type="spellEnd"/>
-            <w:r>
-              <w:rPr>
-                <w:sz w:val="22"/>
-              </w:rPr>
-              <w:t xml:space="preserve"> </w:t>
-            </w:r>
-            <w:proofErr w:type="spellStart"/>
-            <w:r>
-              <w:rPr>
-                <w:sz w:val="22"/>
-              </w:rPr>
-              <w:t>eventualnog</w:t>
-            </w:r>
-            <w:proofErr w:type="spellEnd"/>
-            <w:r>
-              <w:rPr>
-                <w:sz w:val="22"/>
-              </w:rPr>
-              <w:t xml:space="preserve"> </w:t>
-            </w:r>
-            <w:proofErr w:type="spellStart"/>
-            <w:r>
-              <w:rPr>
-                <w:sz w:val="22"/>
-              </w:rPr>
-              <w:t>povrata</w:t>
-            </w:r>
-            <w:proofErr w:type="spellEnd"/>
-            <w:r>
-              <w:rPr>
-                <w:sz w:val="22"/>
-              </w:rPr>
-              <w:t xml:space="preserve"> </w:t>
-            </w:r>
-            <w:proofErr w:type="spellStart"/>
-            <w:r>
-              <w:rPr>
-                <w:sz w:val="22"/>
-              </w:rPr>
-              <w:t>opreme</w:t>
-            </w:r>
-            <w:proofErr w:type="spellEnd"/>
-            <w:r>
-              <w:rPr>
-                <w:sz w:val="22"/>
-              </w:rPr>
-              <w:t>.</w:t>
+              <w:t>Primatelj potvrđuje da će, u slučaju kvara na tabletu, kontaktirati i isto rješavati s informatičarem, kao i oko eventualnog povrata opreme.</w:t>
             </w:r>
           </w:p>
         </w:tc>
@@ -2535,411 +1551,24 @@
                 <w:sz w:val="22"/>
               </w:rPr>
             </w:pPr>
-            <w:proofErr w:type="spellStart"/>
             <w:r>
               <w:rPr>
                 <w:sz w:val="22"/>
               </w:rPr>
-              <w:t>Suglasan</w:t>
+              <w:t xml:space="preserve">Suglasan/na sam da troškove izazvane nepravilnim korištenjem, odnosno troškove nastale oštećenjem zaduženog službenog tableta namjerno ili iz krajnje nepažnje u vlasništvu tvrtke </w:t>
             </w:r>
-            <w:proofErr w:type="spellEnd"/>
+            <w:r>
+              <w:rPr>
+                <w:sz w:val="20"/>
+                <w:szCs w:val="20"/>
+              </w:rPr>
+              <w:t>IME TVRTKE</w:t>
+            </w:r>
             <w:r>
               <w:rPr>
                 <w:sz w:val="22"/>
               </w:rPr>
-              <w:t>/</w:t>
-            </w:r>
-            <w:proofErr w:type="spellStart"/>
-            <w:r>
-              <w:rPr>
-                <w:sz w:val="22"/>
-              </w:rPr>
-              <w:t>na</w:t>
-            </w:r>
-            <w:proofErr w:type="spellEnd"/>
-            <w:r>
-              <w:rPr>
-                <w:sz w:val="22"/>
-              </w:rPr>
-              <w:t xml:space="preserve"> </w:t>
-            </w:r>
-            <w:proofErr w:type="spellStart"/>
-            <w:r>
-              <w:rPr>
-                <w:sz w:val="22"/>
-              </w:rPr>
-              <w:t>sam</w:t>
-            </w:r>
-            <w:proofErr w:type="spellEnd"/>
-            <w:r>
-              <w:rPr>
-                <w:sz w:val="22"/>
-              </w:rPr>
-              <w:t xml:space="preserve"> da </w:t>
-            </w:r>
-            <w:proofErr w:type="spellStart"/>
-            <w:r>
-              <w:rPr>
-                <w:sz w:val="22"/>
-              </w:rPr>
-              <w:t>troškove</w:t>
-            </w:r>
-            <w:proofErr w:type="spellEnd"/>
-            <w:r>
-              <w:rPr>
-                <w:sz w:val="22"/>
-              </w:rPr>
-              <w:t xml:space="preserve"> </w:t>
-            </w:r>
-            <w:proofErr w:type="spellStart"/>
-            <w:r>
-              <w:rPr>
-                <w:sz w:val="22"/>
-              </w:rPr>
-              <w:t>izazvane</w:t>
-            </w:r>
-            <w:proofErr w:type="spellEnd"/>
-            <w:r>
-              <w:rPr>
-                <w:sz w:val="22"/>
-              </w:rPr>
-              <w:t xml:space="preserve"> </w:t>
-            </w:r>
-            <w:proofErr w:type="spellStart"/>
-            <w:r>
-              <w:rPr>
-                <w:sz w:val="22"/>
-              </w:rPr>
-              <w:t>nepravilnim</w:t>
-            </w:r>
-            <w:proofErr w:type="spellEnd"/>
-            <w:r>
-              <w:rPr>
-                <w:sz w:val="22"/>
-              </w:rPr>
-              <w:t xml:space="preserve"> </w:t>
-            </w:r>
-            <w:proofErr w:type="spellStart"/>
-            <w:r>
-              <w:rPr>
-                <w:sz w:val="22"/>
-              </w:rPr>
-              <w:t>korištenjem</w:t>
-            </w:r>
-            <w:proofErr w:type="spellEnd"/>
-            <w:r>
-              <w:rPr>
-                <w:sz w:val="22"/>
-              </w:rPr>
-              <w:t xml:space="preserve">, </w:t>
-            </w:r>
-            <w:proofErr w:type="spellStart"/>
-            <w:r>
-              <w:rPr>
-                <w:sz w:val="22"/>
-              </w:rPr>
-              <w:t>odnosno</w:t>
-            </w:r>
-            <w:proofErr w:type="spellEnd"/>
-            <w:r>
-              <w:rPr>
-                <w:sz w:val="22"/>
-              </w:rPr>
-              <w:t xml:space="preserve"> </w:t>
-            </w:r>
-            <w:proofErr w:type="spellStart"/>
-            <w:r>
-              <w:rPr>
-                <w:sz w:val="22"/>
-              </w:rPr>
-              <w:t>troškove</w:t>
-            </w:r>
-            <w:proofErr w:type="spellEnd"/>
-            <w:r>
-              <w:rPr>
-                <w:sz w:val="22"/>
-              </w:rPr>
-              <w:t xml:space="preserve"> </w:t>
-            </w:r>
-            <w:proofErr w:type="spellStart"/>
-            <w:r>
-              <w:rPr>
-                <w:sz w:val="22"/>
-              </w:rPr>
-              <w:t>nastale</w:t>
-            </w:r>
-            <w:proofErr w:type="spellEnd"/>
-            <w:r>
-              <w:rPr>
-                <w:sz w:val="22"/>
-              </w:rPr>
-              <w:t xml:space="preserve"> </w:t>
-            </w:r>
-            <w:proofErr w:type="spellStart"/>
-            <w:r>
-              <w:rPr>
-                <w:sz w:val="22"/>
-              </w:rPr>
-              <w:t>oštećenjem</w:t>
-            </w:r>
-            <w:proofErr w:type="spellEnd"/>
-            <w:r>
-              <w:rPr>
-                <w:sz w:val="22"/>
-              </w:rPr>
-              <w:t xml:space="preserve"> </w:t>
-            </w:r>
-            <w:proofErr w:type="spellStart"/>
-            <w:r>
-              <w:rPr>
-                <w:sz w:val="22"/>
-              </w:rPr>
-              <w:t>zaduženog</w:t>
-            </w:r>
-            <w:proofErr w:type="spellEnd"/>
-            <w:r>
-              <w:rPr>
-                <w:sz w:val="22"/>
-              </w:rPr>
-              <w:t xml:space="preserve"> </w:t>
-            </w:r>
-            <w:proofErr w:type="spellStart"/>
-            <w:r>
-              <w:rPr>
-                <w:sz w:val="22"/>
-              </w:rPr>
-              <w:t>službenog</w:t>
-            </w:r>
-            <w:proofErr w:type="spellEnd"/>
-            <w:r>
-              <w:rPr>
-                <w:sz w:val="22"/>
-              </w:rPr>
-              <w:t xml:space="preserve"> </w:t>
-            </w:r>
-            <w:proofErr w:type="spellStart"/>
-            <w:r>
-              <w:rPr>
-                <w:sz w:val="22"/>
-              </w:rPr>
-              <w:t>tableta</w:t>
-            </w:r>
-            <w:proofErr w:type="spellEnd"/>
-            <w:r>
-              <w:rPr>
-                <w:sz w:val="22"/>
-              </w:rPr>
-              <w:t xml:space="preserve"> </w:t>
-            </w:r>
-            <w:proofErr w:type="spellStart"/>
-            <w:r>
-              <w:rPr>
-                <w:sz w:val="22"/>
-              </w:rPr>
-              <w:t>namjerno</w:t>
-            </w:r>
-            <w:proofErr w:type="spellEnd"/>
-            <w:r>
-              <w:rPr>
-                <w:sz w:val="22"/>
-              </w:rPr>
-              <w:t xml:space="preserve"> </w:t>
-            </w:r>
-            <w:proofErr w:type="spellStart"/>
-            <w:r>
-              <w:rPr>
-                <w:sz w:val="22"/>
-              </w:rPr>
-              <w:t>ili</w:t>
-            </w:r>
-            <w:proofErr w:type="spellEnd"/>
-            <w:r>
-              <w:rPr>
-                <w:sz w:val="22"/>
-              </w:rPr>
-              <w:t xml:space="preserve"> </w:t>
-            </w:r>
-            <w:proofErr w:type="spellStart"/>
-            <w:r>
-              <w:rPr>
-                <w:sz w:val="22"/>
-              </w:rPr>
-              <w:t>iz</w:t>
-            </w:r>
-            <w:proofErr w:type="spellEnd"/>
-            <w:r>
-              <w:rPr>
-                <w:sz w:val="22"/>
-              </w:rPr>
-              <w:t xml:space="preserve"> </w:t>
-            </w:r>
-            <w:proofErr w:type="spellStart"/>
-            <w:r>
-              <w:rPr>
-                <w:sz w:val="22"/>
-              </w:rPr>
-              <w:t>krajnje</w:t>
-            </w:r>
-            <w:proofErr w:type="spellEnd"/>
-            <w:r>
-              <w:rPr>
-                <w:sz w:val="22"/>
-              </w:rPr>
-              <w:t xml:space="preserve"> </w:t>
-            </w:r>
-            <w:proofErr w:type="spellStart"/>
-            <w:r>
-              <w:rPr>
-                <w:sz w:val="22"/>
-              </w:rPr>
-              <w:t>nepažnje</w:t>
-            </w:r>
-            <w:proofErr w:type="spellEnd"/>
-            <w:r>
-              <w:rPr>
-                <w:sz w:val="22"/>
-              </w:rPr>
-              <w:t xml:space="preserve"> u </w:t>
-            </w:r>
-            <w:proofErr w:type="spellStart"/>
-            <w:r>
-              <w:rPr>
-                <w:sz w:val="22"/>
-              </w:rPr>
-              <w:t>vlasništvu</w:t>
-            </w:r>
-            <w:proofErr w:type="spellEnd"/>
-            <w:r>
-              <w:rPr>
-                <w:sz w:val="22"/>
-              </w:rPr>
-              <w:t xml:space="preserve"> </w:t>
-            </w:r>
-            <w:proofErr w:type="spellStart"/>
-            <w:r>
-              <w:rPr>
-                <w:sz w:val="22"/>
-              </w:rPr>
-              <w:t>tvrtke</w:t>
-            </w:r>
-            <w:proofErr w:type="spellEnd"/>
-            <w:r>
-              <w:rPr>
-                <w:sz w:val="22"/>
-              </w:rPr>
-              <w:t xml:space="preserve"> </w:t>
-            </w:r>
-            <w:proofErr w:type="spellStart"/>
-            <w:r>
-              <w:rPr>
-                <w:sz w:val="22"/>
-              </w:rPr>
-              <w:t>Radnik</w:t>
-            </w:r>
-            <w:proofErr w:type="spellEnd"/>
-            <w:r>
-              <w:rPr>
-                <w:sz w:val="22"/>
-              </w:rPr>
-              <w:t xml:space="preserve"> </w:t>
-            </w:r>
-            <w:proofErr w:type="spellStart"/>
-            <w:r>
-              <w:rPr>
-                <w:sz w:val="22"/>
-              </w:rPr>
-              <w:t>d.d.</w:t>
-            </w:r>
-            <w:proofErr w:type="spellEnd"/>
-            <w:r>
-              <w:rPr>
-                <w:sz w:val="22"/>
-              </w:rPr>
-              <w:t xml:space="preserve">, </w:t>
-            </w:r>
-            <w:proofErr w:type="spellStart"/>
-            <w:r>
-              <w:rPr>
-                <w:sz w:val="22"/>
-              </w:rPr>
-              <w:t>podmirim</w:t>
-            </w:r>
-            <w:proofErr w:type="spellEnd"/>
-            <w:r>
-              <w:rPr>
-                <w:sz w:val="22"/>
-              </w:rPr>
-              <w:t xml:space="preserve"> </w:t>
-            </w:r>
-            <w:proofErr w:type="spellStart"/>
-            <w:r>
-              <w:rPr>
-                <w:sz w:val="22"/>
-              </w:rPr>
-              <w:t>osobno</w:t>
-            </w:r>
-            <w:proofErr w:type="spellEnd"/>
-            <w:r>
-              <w:rPr>
-                <w:sz w:val="22"/>
-              </w:rPr>
-              <w:t xml:space="preserve"> od dana </w:t>
-            </w:r>
-            <w:proofErr w:type="spellStart"/>
-            <w:r>
-              <w:rPr>
-                <w:sz w:val="22"/>
-              </w:rPr>
-              <w:t>dostave</w:t>
-            </w:r>
-            <w:proofErr w:type="spellEnd"/>
-            <w:r>
-              <w:rPr>
-                <w:sz w:val="22"/>
-              </w:rPr>
-              <w:t xml:space="preserve"> </w:t>
-            </w:r>
-            <w:proofErr w:type="spellStart"/>
-            <w:r>
-              <w:rPr>
-                <w:sz w:val="22"/>
-              </w:rPr>
-              <w:t>obavijesti</w:t>
-            </w:r>
-            <w:proofErr w:type="spellEnd"/>
-            <w:r>
-              <w:rPr>
-                <w:sz w:val="22"/>
-              </w:rPr>
-              <w:t xml:space="preserve"> o </w:t>
-            </w:r>
-            <w:proofErr w:type="spellStart"/>
-            <w:r>
-              <w:rPr>
-                <w:sz w:val="22"/>
-              </w:rPr>
-              <w:t>trošku</w:t>
-            </w:r>
-            <w:proofErr w:type="spellEnd"/>
-            <w:r>
-              <w:rPr>
-                <w:sz w:val="22"/>
-              </w:rPr>
-              <w:t xml:space="preserve"> </w:t>
-            </w:r>
-            <w:proofErr w:type="spellStart"/>
-            <w:r>
-              <w:rPr>
-                <w:sz w:val="22"/>
-              </w:rPr>
-              <w:t>popravka</w:t>
-            </w:r>
-            <w:proofErr w:type="spellEnd"/>
-            <w:r>
-              <w:rPr>
-                <w:sz w:val="22"/>
-              </w:rPr>
-              <w:t>.</w:t>
+              <w:t>, podmirim osobno od dana dostave obavijesti o trošku popravka.</w:t>
             </w:r>
           </w:p>
         </w:tc>
@@ -3167,229 +1796,11 @@
           <w:sz w:val="22"/>
         </w:rPr>
       </w:pPr>
-      <w:proofErr w:type="spellStart"/>
       <w:r>
         <w:rPr>
           <w:sz w:val="22"/>
         </w:rPr>
-        <w:t>Primatelj</w:t>
-      </w:r>
-      <w:proofErr w:type="spellEnd"/>
-      <w:r>
-        <w:rPr>
-          <w:sz w:val="22"/>
-        </w:rPr>
-        <w:t xml:space="preserve"> - </w:t>
-      </w:r>
-      <w:proofErr w:type="spellStart"/>
-      <w:r>
-        <w:rPr>
-          <w:sz w:val="22"/>
-        </w:rPr>
-        <w:t>korisnik</w:t>
-      </w:r>
-      <w:proofErr w:type="spellEnd"/>
-      <w:r>
-        <w:rPr>
-          <w:sz w:val="22"/>
-        </w:rPr>
-        <w:t xml:space="preserve"> </w:t>
-      </w:r>
-      <w:proofErr w:type="spellStart"/>
-      <w:r>
-        <w:rPr>
-          <w:sz w:val="22"/>
-        </w:rPr>
-        <w:t>tableta</w:t>
-      </w:r>
-      <w:proofErr w:type="spellEnd"/>
-      <w:r>
-        <w:rPr>
-          <w:sz w:val="22"/>
-        </w:rPr>
-        <w:t xml:space="preserve"> / SIM </w:t>
-      </w:r>
-      <w:proofErr w:type="spellStart"/>
-      <w:r>
-        <w:rPr>
-          <w:sz w:val="22"/>
-        </w:rPr>
-        <w:t>kartice</w:t>
-      </w:r>
-      <w:proofErr w:type="spellEnd"/>
-      <w:r>
-        <w:rPr>
-          <w:sz w:val="22"/>
-        </w:rPr>
-        <w:t xml:space="preserve"> </w:t>
-      </w:r>
-      <w:proofErr w:type="spellStart"/>
-      <w:r>
-        <w:rPr>
-          <w:sz w:val="22"/>
-        </w:rPr>
-        <w:t>ovime</w:t>
-      </w:r>
-      <w:proofErr w:type="spellEnd"/>
-      <w:r>
-        <w:rPr>
-          <w:sz w:val="22"/>
-        </w:rPr>
-        <w:t xml:space="preserve"> </w:t>
-      </w:r>
-      <w:proofErr w:type="spellStart"/>
-      <w:r>
-        <w:rPr>
-          <w:sz w:val="22"/>
-        </w:rPr>
-        <w:t>vraća</w:t>
-      </w:r>
-      <w:proofErr w:type="spellEnd"/>
-      <w:r>
-        <w:rPr>
-          <w:sz w:val="22"/>
-        </w:rPr>
-        <w:t xml:space="preserve"> </w:t>
-      </w:r>
-      <w:proofErr w:type="spellStart"/>
-      <w:r>
-        <w:rPr>
-          <w:sz w:val="22"/>
-        </w:rPr>
-        <w:t>informatičaru</w:t>
-      </w:r>
-      <w:proofErr w:type="spellEnd"/>
-      <w:r>
-        <w:rPr>
-          <w:sz w:val="22"/>
-        </w:rPr>
-        <w:t xml:space="preserve"> tablet </w:t>
-      </w:r>
-      <w:proofErr w:type="spellStart"/>
-      <w:r>
-        <w:rPr>
-          <w:sz w:val="22"/>
-        </w:rPr>
-        <w:t>i</w:t>
-      </w:r>
-      <w:proofErr w:type="spellEnd"/>
-      <w:r>
-        <w:rPr>
-          <w:sz w:val="22"/>
-        </w:rPr>
-        <w:t xml:space="preserve"> SIM </w:t>
-      </w:r>
-      <w:proofErr w:type="spellStart"/>
-      <w:r>
-        <w:rPr>
-          <w:sz w:val="22"/>
-        </w:rPr>
-        <w:t>karticu</w:t>
-      </w:r>
-      <w:proofErr w:type="spellEnd"/>
-      <w:r>
-        <w:rPr>
-          <w:sz w:val="22"/>
-        </w:rPr>
-        <w:t xml:space="preserve"> (</w:t>
-      </w:r>
-      <w:proofErr w:type="spellStart"/>
-      <w:r>
-        <w:rPr>
-          <w:sz w:val="22"/>
-        </w:rPr>
-        <w:t>navesti</w:t>
-      </w:r>
-      <w:proofErr w:type="spellEnd"/>
-      <w:r>
-        <w:rPr>
-          <w:sz w:val="22"/>
-        </w:rPr>
-        <w:t xml:space="preserve">: da/ne - u </w:t>
-      </w:r>
-      <w:proofErr w:type="spellStart"/>
-      <w:r>
-        <w:rPr>
-          <w:sz w:val="22"/>
-        </w:rPr>
-        <w:t>ispravnom</w:t>
-      </w:r>
-      <w:proofErr w:type="spellEnd"/>
-      <w:r>
-        <w:rPr>
-          <w:sz w:val="22"/>
-        </w:rPr>
-        <w:t xml:space="preserve"> </w:t>
-      </w:r>
-      <w:proofErr w:type="spellStart"/>
-      <w:r>
-        <w:rPr>
-          <w:sz w:val="22"/>
-        </w:rPr>
-        <w:t>stanju</w:t>
-      </w:r>
-      <w:proofErr w:type="spellEnd"/>
-      <w:r>
-        <w:rPr>
-          <w:sz w:val="22"/>
-        </w:rPr>
-        <w:t xml:space="preserve"> </w:t>
-      </w:r>
-      <w:proofErr w:type="spellStart"/>
-      <w:r>
-        <w:rPr>
-          <w:sz w:val="22"/>
-        </w:rPr>
-        <w:t>ili</w:t>
-      </w:r>
-      <w:proofErr w:type="spellEnd"/>
-      <w:r>
-        <w:rPr>
-          <w:sz w:val="22"/>
-        </w:rPr>
-        <w:t xml:space="preserve"> </w:t>
-      </w:r>
-      <w:proofErr w:type="spellStart"/>
-      <w:r>
-        <w:rPr>
-          <w:sz w:val="22"/>
-        </w:rPr>
-        <w:t>opisati</w:t>
-      </w:r>
-      <w:proofErr w:type="spellEnd"/>
-      <w:r>
-        <w:rPr>
-          <w:sz w:val="22"/>
-        </w:rPr>
-        <w:t xml:space="preserve"> </w:t>
-      </w:r>
-      <w:proofErr w:type="spellStart"/>
-      <w:r>
-        <w:rPr>
-          <w:sz w:val="22"/>
-        </w:rPr>
-        <w:t>oštećenje</w:t>
-      </w:r>
-      <w:proofErr w:type="spellEnd"/>
-      <w:r>
-        <w:rPr>
-          <w:sz w:val="22"/>
-        </w:rPr>
-        <w:t xml:space="preserve">) </w:t>
-      </w:r>
-      <w:proofErr w:type="spellStart"/>
-      <w:r>
-        <w:rPr>
-          <w:sz w:val="22"/>
-        </w:rPr>
-        <w:t>i</w:t>
-      </w:r>
-      <w:proofErr w:type="spellEnd"/>
-      <w:r>
-        <w:rPr>
-          <w:sz w:val="22"/>
-        </w:rPr>
-        <w:t xml:space="preserve"> to:</w:t>
+        <w:t>Primatelj - korisnik tableta / SIM kartice ovime vraća informatičaru tablet i SIM karticu (navesti: da/ne - u ispravnom stanju ili opisati oštećenje) i to:</w:t>
       </w:r>
     </w:p>
     <w:tbl>
@@ -3943,7 +2354,7 @@
 </file>
 
 <file path=word/numbering.xml><?xml version="1.0" encoding="utf-8"?>
-<w:numbering xmlns:wpc="http://schemas.microsoft.com/office/word/2010/wordprocessingCanvas" xmlns:cx="http://schemas.microsoft.com/office/drawing/2014/chartex" xmlns:cx1="http://schemas.microsoft.com/office/drawing/2015/9/8/chartex" xmlns:cx2="http://schemas.microsoft.com/office/drawing/2015/10/21/chartex" xmlns:cx3="http://schemas.microsoft.com/office/drawing/2016/5/9/chartex" xmlns:cx4="http://schemas.microsoft.com/office/drawing/2016/5/10/chartex" xmlns:cx5="http://schemas.microsoft.com/office/drawing/2016/5/11/chartex" xmlns:cx6="http://schemas.microsoft.com/office/drawing/2016/5/12/chartex" xmlns:cx7="http://schemas.microsoft.com/office/drawing/2016/5/13/chartex" xmlns:cx8="http://schemas.microsoft.com/office/drawing/2016/5/14/chartex" xmlns:mc="http://schemas.openxmlformats.org/markup-compatibility/2006" xmlns:aink="http://schemas.microsoft.com/office/drawing/2016/ink" xmlns:am3d="http://schemas.microsoft.com/office/drawing/2017/model3d" xmlns:o="urn:schemas-microsoft-com:office:office" xmlns:oel="http://schemas.microsoft.com/office/2019/extlst" xmlns:r="http://schemas.openxmlformats.org/officeDocument/2006/relationships" xmlns:m="http://schemas.openxmlformats.org/officeDocument/2006/math" xmlns:v="urn:schemas-microsoft-com:vml" xmlns:wp14="http://schemas.microsoft.com/office/word/2010/wordprocessingDrawing" xmlns:wp="http://schemas.openxmlformats.org/drawingml/2006/wordprocessingDrawing" xmlns:w10="urn:schemas-microsoft-com:office:word" xmlns:w="http://schemas.openxmlformats.org/wordprocessingml/2006/main" xmlns:w14="http://schemas.microsoft.com/office/word/2010/wordml" xmlns:w15="http://schemas.microsoft.com/office/word/2012/wordml" xmlns:w16cex="http://schemas.microsoft.com/office/word/2018/wordml/cex" xmlns:w16cid="http://schemas.microsoft.com/office/word/2016/wordml/cid" xmlns:w16="http://schemas.microsoft.com/office/word/2018/wordml" xmlns:w16du="http://schemas.microsoft.com/office/word/2023/wordml/word16du" xmlns:w16sdtdh="http://schemas.microsoft.com/office/word/2020/wordml/sdtdatahash" xmlns:w16sdtfl="http://schemas.microsoft.com/office/word/2024/wordml/sdtformatlock" xmlns:w16se="http://schemas.microsoft.com/office/word/2015/wordml/symex" xmlns:wpg="http://schemas.microsoft.com/office/word/2010/wordprocessingGroup" xmlns:wpi="http://schemas.microsoft.com/office/word/2010/wordprocessingInk" xmlns:wne="http://schemas.microsoft.com/office/word/2006/wordml" xmlns:wps="http://schemas.microsoft.com/office/word/2010/wordprocessingShape" mc:Ignorable="w14 w15 w16se w16cid w16 w16cex w16sdtdh w16sdtfl w16du wp14">
+<w:numbering xmlns:wpc="http://schemas.microsoft.com/office/word/2010/wordprocessingCanvas" xmlns:cx="http://schemas.microsoft.com/office/drawing/2014/chartex" xmlns:cx1="http://schemas.microsoft.com/office/drawing/2015/9/8/chartex" xmlns:cx2="http://schemas.microsoft.com/office/drawing/2015/10/21/chartex" xmlns:cx3="http://schemas.microsoft.com/office/drawing/2016/5/9/chartex" xmlns:cx4="http://schemas.microsoft.com/office/drawing/2016/5/10/chartex" xmlns:cx5="http://schemas.microsoft.com/office/drawing/2016/5/11/chartex" xmlns:cx6="http://schemas.microsoft.com/office/drawing/2016/5/12/chartex" xmlns:cx7="http://schemas.microsoft.com/office/drawing/2016/5/13/chartex" xmlns:cx8="http://schemas.microsoft.com/office/drawing/2016/5/14/chartex" xmlns:mc="http://schemas.openxmlformats.org/markup-compatibility/2006" xmlns:aink="http://schemas.microsoft.com/office/drawing/2016/ink" xmlns:am3d="http://schemas.microsoft.com/office/drawing/2017/model3d" xmlns:o="urn:schemas-microsoft-com:office:office" xmlns:oel="http://schemas.microsoft.com/office/2019/extlst" xmlns:r="http://schemas.openxmlformats.org/officeDocument/2006/relationships" xmlns:m="http://schemas.openxmlformats.org/officeDocument/2006/math" xmlns:v="urn:schemas-microsoft-com:vml" xmlns:wp14="http://schemas.microsoft.com/office/word/2010/wordprocessingDrawing" xmlns:wp="http://schemas.openxmlformats.org/drawingml/2006/wordprocessingDrawing" xmlns:w10="urn:schemas-microsoft-com:office:word" xmlns:w="http://schemas.openxmlformats.org/wordprocessingml/2006/main" xmlns:w14="http://schemas.microsoft.com/office/word/2010/wordml" xmlns:w15="http://schemas.microsoft.com/office/word/2012/wordml" xmlns:w16cei="http://schemas.microsoft.com/office/word/2026/wordml/cei" xmlns:w16cex="http://schemas.microsoft.com/office/word/2018/wordml/cex" xmlns:w16cid="http://schemas.microsoft.com/office/word/2016/wordml/cid" xmlns:w16="http://schemas.microsoft.com/office/word/2018/wordml" xmlns:w16du="http://schemas.microsoft.com/office/word/2023/wordml/word16du" xmlns:w16sdtdh="http://schemas.microsoft.com/office/word/2020/wordml/sdtdatahash" xmlns:w16sdtfl="http://schemas.microsoft.com/office/word/2024/wordml/sdtformatlock" xmlns:w16se="http://schemas.microsoft.com/office/word/2015/wordml/symex" xmlns:wpg="http://schemas.microsoft.com/office/word/2010/wordprocessingGroup" xmlns:wpi="http://schemas.microsoft.com/office/word/2010/wordprocessingInk" xmlns:wne="http://schemas.microsoft.com/office/word/2006/wordml" xmlns:wps="http://schemas.microsoft.com/office/word/2010/wordprocessingShape" mc:Ignorable="w14 w15 w16se w16cid w16 w16cex w16sdtdh w16sdtfl w16du wp14">
   <w:abstractNum w:abstractNumId="0" w15:restartNumberingAfterBreak="0">
     <w:nsid w:val="FFFFFF7C"/>
     <w:multiLevelType w:val="singleLevel"/>
